--- a/Task 2/Scenarij_1.docx
+++ b/Task 2/Scenarij_1.docx
@@ -4077,228 +4077,308 @@
         <w:tblLook w:val="04A0" w:firstRow="1" w:lastRow="0" w:firstColumn="1" w:lastColumn="0" w:noHBand="0" w:noVBand="1"/>
       </w:tblPr>
       <w:tblGrid>
-        <w:gridCol w:w="4508"/>
-        <w:gridCol w:w="4508"/>
+        <w:gridCol w:w="3005"/>
+        <w:gridCol w:w="3005"/>
+        <w:gridCol w:w="3006"/>
       </w:tblGrid>
       <w:tr>
         <w:tc>
           <w:tcPr>
-            <w:tcW w:w="4508" w:type="dxa"/>
-          </w:tcPr>
-          <w:p>
-            <w:pPr>
-              <w:rPr>
-                <w:rFonts w:cstheme="minorHAnsi"/>
-                <w:b/>
-                <w:color w:val="5B9BD5" w:themeColor="accent1"/>
-                <w:sz w:val="96"/>
-              </w:rPr>
-            </w:pPr>
-            <w:r>
+            <w:tcW w:w="3005" w:type="dxa"/>
+          </w:tcPr>
+          <w:p>
+            <w:pPr>
+              <w:rPr>
+                <w:bCs/>
+                <w:sz w:val="24"/>
+              </w:rPr>
+            </w:pPr>
+            <w:r>
+              <w:rPr>
+                <w:bCs/>
+                <w:sz w:val="24"/>
+              </w:rPr>
               <w:t>Administrator</w:t>
             </w:r>
           </w:p>
         </w:tc>
         <w:tc>
           <w:tcPr>
-            <w:tcW w:w="4508" w:type="dxa"/>
-          </w:tcPr>
-          <w:p>
-            <w:pPr>
-              <w:rPr>
-                <w:rFonts w:cstheme="minorHAnsi"/>
-                <w:b/>
-                <w:color w:val="5B9BD5" w:themeColor="accent1"/>
-                <w:sz w:val="96"/>
-              </w:rPr>
-            </w:pPr>
-            <w:r>
-              <w:t>Anonimni korisnik</w:t>
-            </w:r>
-          </w:p>
-        </w:tc>
-      </w:tr>
-      <w:tr>
-        <w:tc>
-          <w:tcPr>
-            <w:tcW w:w="4508" w:type="dxa"/>
-          </w:tcPr>
-          <w:p>
-            <w:pPr>
-              <w:rPr>
-                <w:rFonts w:cstheme="minorHAnsi"/>
-                <w:b/>
-                <w:color w:val="5B9BD5" w:themeColor="accent1"/>
-              </w:rPr>
-            </w:pPr>
-          </w:p>
-          <w:p>
-            <w:pPr>
-              <w:rPr>
-                <w:rFonts w:cstheme="minorHAnsi"/>
-                <w:b/>
-                <w:color w:val="5B9BD5" w:themeColor="accent1"/>
-              </w:rPr>
-            </w:pPr>
-          </w:p>
-        </w:tc>
-        <w:tc>
-          <w:tcPr>
-            <w:tcW w:w="4508" w:type="dxa"/>
-          </w:tcPr>
-          <w:p>
-            <w:r>
-              <w:rPr>
-                <w:rStyle w:val="citation-1215"/>
-              </w:rPr>
-              <w:t>1) Korisnik daje podatke za registraciju</w:t>
-            </w:r>
-            <w:r>
-              <w:t>.</w:t>
-            </w:r>
-          </w:p>
-        </w:tc>
-      </w:tr>
-      <w:tr>
-        <w:tc>
-          <w:tcPr>
-            <w:tcW w:w="4508" w:type="dxa"/>
-          </w:tcPr>
-          <w:p>
-            <w:pPr>
-              <w:rPr>
-                <w:rFonts w:cstheme="minorHAnsi"/>
-                <w:b/>
-                <w:color w:val="5B9BD5" w:themeColor="accent1"/>
-                <w:sz w:val="96"/>
-              </w:rPr>
-            </w:pPr>
-            <w:r>
-              <w:rPr>
-                <w:rStyle w:val="citation-1214"/>
-              </w:rPr>
-              <w:t>2) Administrator unosi podatke u sistem</w:t>
-            </w:r>
-            <w:r>
-              <w:t>.</w:t>
-            </w:r>
-          </w:p>
-        </w:tc>
-        <w:tc>
-          <w:tcPr>
-            <w:tcW w:w="4508" w:type="dxa"/>
-          </w:tcPr>
-          <w:p>
-            <w:pPr>
-              <w:rPr>
-                <w:rFonts w:cstheme="minorHAnsi"/>
-                <w:b/>
-                <w:color w:val="5B9BD5" w:themeColor="accent1"/>
-              </w:rPr>
-            </w:pPr>
-          </w:p>
-          <w:p>
-            <w:pPr>
-              <w:rPr>
-                <w:rFonts w:cstheme="minorHAnsi"/>
-                <w:b/>
-                <w:color w:val="5B9BD5" w:themeColor="accent1"/>
-              </w:rPr>
-            </w:pPr>
-          </w:p>
-        </w:tc>
-      </w:tr>
-      <w:tr>
-        <w:tc>
-          <w:tcPr>
-            <w:tcW w:w="4508" w:type="dxa"/>
-          </w:tcPr>
-          <w:p>
-            <w:pPr>
-              <w:rPr>
-                <w:rFonts w:cstheme="minorHAnsi"/>
-                <w:b/>
-                <w:color w:val="5B9BD5" w:themeColor="accent1"/>
-              </w:rPr>
-            </w:pPr>
-          </w:p>
-          <w:p>
-            <w:pPr>
-              <w:rPr>
-                <w:rFonts w:cstheme="minorHAnsi"/>
-                <w:b/>
-                <w:color w:val="5B9BD5" w:themeColor="accent1"/>
-              </w:rPr>
-            </w:pPr>
-          </w:p>
-        </w:tc>
-        <w:tc>
-          <w:tcPr>
-            <w:tcW w:w="4508" w:type="dxa"/>
-          </w:tcPr>
-          <w:p>
-            <w:pPr>
-              <w:rPr>
-                <w:rFonts w:cstheme="minorHAnsi"/>
-                <w:b/>
-                <w:color w:val="5B9BD5" w:themeColor="accent1"/>
-                <w:sz w:val="96"/>
-              </w:rPr>
-            </w:pPr>
-            <w:r>
-              <w:rPr>
-                <w:rStyle w:val="citation-1213"/>
-              </w:rPr>
-              <w:t>3) Sistem validira podatke i kreira profil</w:t>
-            </w:r>
-          </w:p>
-        </w:tc>
-      </w:tr>
-      <w:tr>
-        <w:tc>
-          <w:tcPr>
-            <w:tcW w:w="4508" w:type="dxa"/>
-          </w:tcPr>
-          <w:p>
-            <w:pPr>
-              <w:rPr>
-                <w:rFonts w:cstheme="minorHAnsi"/>
-                <w:b/>
-                <w:color w:val="5B9BD5" w:themeColor="accent1"/>
-              </w:rPr>
-            </w:pPr>
-          </w:p>
-          <w:p>
-            <w:pPr>
-              <w:rPr>
-                <w:rFonts w:cstheme="minorHAnsi"/>
-                <w:b/>
-                <w:color w:val="5B9BD5" w:themeColor="accent1"/>
-              </w:rPr>
-            </w:pPr>
-          </w:p>
-        </w:tc>
-        <w:tc>
-          <w:tcPr>
-            <w:tcW w:w="4508" w:type="dxa"/>
-          </w:tcPr>
-          <w:p>
-            <w:pPr>
-              <w:rPr>
-                <w:rFonts w:cstheme="minorHAnsi"/>
-                <w:b/>
-                <w:color w:val="5B9BD5" w:themeColor="accent1"/>
-                <w:sz w:val="96"/>
-              </w:rPr>
-            </w:pPr>
-            <w:r>
-              <w:rPr>
-                <w:rStyle w:val="citation-1212"/>
-              </w:rPr>
-              <w:t>4) Podaci se trajno spašavaju u bazu</w:t>
-            </w:r>
-            <w:r>
-              <w:t>.</w:t>
+            <w:tcW w:w="3005" w:type="dxa"/>
+          </w:tcPr>
+          <w:p>
+            <w:pPr>
+              <w:rPr>
+                <w:bCs/>
+                <w:sz w:val="24"/>
+              </w:rPr>
+            </w:pPr>
+            <w:r>
+              <w:rPr>
+                <w:bCs/>
+                <w:sz w:val="24"/>
+              </w:rPr>
+              <w:t>Korisnik</w:t>
+            </w:r>
+          </w:p>
+        </w:tc>
+        <w:tc>
+          <w:tcPr>
+            <w:tcW w:w="3006" w:type="dxa"/>
+          </w:tcPr>
+          <w:p>
+            <w:pPr>
+              <w:rPr>
+                <w:bCs/>
+                <w:sz w:val="24"/>
+              </w:rPr>
+            </w:pPr>
+            <w:r>
+              <w:rPr>
+                <w:bCs/>
+                <w:sz w:val="24"/>
+              </w:rPr>
+              <w:t>Sistem</w:t>
+            </w:r>
+          </w:p>
+        </w:tc>
+      </w:tr>
+      <w:tr>
+        <w:tc>
+          <w:tcPr>
+            <w:tcW w:w="3005" w:type="dxa"/>
+          </w:tcPr>
+          <w:p>
+            <w:pPr>
+              <w:rPr>
+                <w:bCs/>
+                <w:sz w:val="24"/>
+              </w:rPr>
+            </w:pPr>
+          </w:p>
+        </w:tc>
+        <w:tc>
+          <w:tcPr>
+            <w:tcW w:w="3005" w:type="dxa"/>
+          </w:tcPr>
+          <w:p>
+            <w:pPr>
+              <w:rPr>
+                <w:bCs/>
+                <w:sz w:val="24"/>
+              </w:rPr>
+            </w:pPr>
+            <w:r>
+              <w:rPr>
+                <w:bCs/>
+                <w:sz w:val="24"/>
+              </w:rPr>
+              <w:t>1) Korisnik daje svoje podatke</w:t>
+            </w:r>
+          </w:p>
+        </w:tc>
+        <w:tc>
+          <w:tcPr>
+            <w:tcW w:w="3006" w:type="dxa"/>
+          </w:tcPr>
+          <w:p>
+            <w:pPr>
+              <w:rPr>
+                <w:bCs/>
+                <w:sz w:val="24"/>
+              </w:rPr>
+            </w:pPr>
+          </w:p>
+        </w:tc>
+      </w:tr>
+      <w:tr>
+        <w:tc>
+          <w:tcPr>
+            <w:tcW w:w="3005" w:type="dxa"/>
+          </w:tcPr>
+          <w:p>
+            <w:pPr>
+              <w:rPr>
+                <w:bCs/>
+                <w:sz w:val="24"/>
+              </w:rPr>
+            </w:pPr>
+          </w:p>
+        </w:tc>
+        <w:tc>
+          <w:tcPr>
+            <w:tcW w:w="3005" w:type="dxa"/>
+          </w:tcPr>
+          <w:p>
+            <w:pPr>
+              <w:rPr>
+                <w:bCs/>
+                <w:sz w:val="24"/>
+              </w:rPr>
+            </w:pPr>
+          </w:p>
+        </w:tc>
+        <w:tc>
+          <w:tcPr>
+            <w:tcW w:w="3006" w:type="dxa"/>
+          </w:tcPr>
+          <w:p>
+            <w:pPr>
+              <w:rPr>
+                <w:bCs/>
+                <w:sz w:val="24"/>
+              </w:rPr>
+            </w:pPr>
+            <w:r>
+              <w:rPr>
+                <w:bCs/>
+                <w:sz w:val="24"/>
+              </w:rPr>
+              <w:t>2) Sistem javlja da su podaci validni</w:t>
+            </w:r>
+          </w:p>
+        </w:tc>
+      </w:tr>
+      <w:tr>
+        <w:tc>
+          <w:tcPr>
+            <w:tcW w:w="3005" w:type="dxa"/>
+          </w:tcPr>
+          <w:p>
+            <w:pPr>
+              <w:rPr>
+                <w:bCs/>
+                <w:sz w:val="24"/>
+              </w:rPr>
+            </w:pPr>
+            <w:r>
+              <w:rPr>
+                <w:bCs/>
+                <w:sz w:val="24"/>
+              </w:rPr>
+              <w:t>3) Administrator verifikuje registraciju</w:t>
+            </w:r>
+          </w:p>
+        </w:tc>
+        <w:tc>
+          <w:tcPr>
+            <w:tcW w:w="3005" w:type="dxa"/>
+          </w:tcPr>
+          <w:p>
+            <w:pPr>
+              <w:rPr>
+                <w:bCs/>
+                <w:sz w:val="24"/>
+              </w:rPr>
+            </w:pPr>
+          </w:p>
+        </w:tc>
+        <w:tc>
+          <w:tcPr>
+            <w:tcW w:w="3006" w:type="dxa"/>
+          </w:tcPr>
+          <w:p>
+            <w:pPr>
+              <w:rPr>
+                <w:bCs/>
+                <w:sz w:val="24"/>
+              </w:rPr>
+            </w:pPr>
+          </w:p>
+        </w:tc>
+      </w:tr>
+      <w:tr>
+        <w:tc>
+          <w:tcPr>
+            <w:tcW w:w="3005" w:type="dxa"/>
+          </w:tcPr>
+          <w:p>
+            <w:pPr>
+              <w:rPr>
+                <w:bCs/>
+                <w:sz w:val="24"/>
+              </w:rPr>
+            </w:pPr>
+          </w:p>
+        </w:tc>
+        <w:tc>
+          <w:tcPr>
+            <w:tcW w:w="3005" w:type="dxa"/>
+          </w:tcPr>
+          <w:p>
+            <w:pPr>
+              <w:rPr>
+                <w:bCs/>
+                <w:sz w:val="24"/>
+              </w:rPr>
+            </w:pPr>
+          </w:p>
+        </w:tc>
+        <w:tc>
+          <w:tcPr>
+            <w:tcW w:w="3006" w:type="dxa"/>
+          </w:tcPr>
+          <w:p>
+            <w:pPr>
+              <w:rPr>
+                <w:bCs/>
+                <w:sz w:val="24"/>
+              </w:rPr>
+            </w:pPr>
+            <w:r>
+              <w:rPr>
+                <w:bCs/>
+                <w:sz w:val="24"/>
+              </w:rPr>
+              <w:t>4) Sistem kreira profil</w:t>
+            </w:r>
+          </w:p>
+        </w:tc>
+      </w:tr>
+      <w:tr>
+        <w:tc>
+          <w:tcPr>
+            <w:tcW w:w="3005" w:type="dxa"/>
+          </w:tcPr>
+          <w:p>
+            <w:pPr>
+              <w:rPr>
+                <w:bCs/>
+                <w:sz w:val="24"/>
+              </w:rPr>
+            </w:pPr>
+          </w:p>
+        </w:tc>
+        <w:tc>
+          <w:tcPr>
+            <w:tcW w:w="3005" w:type="dxa"/>
+          </w:tcPr>
+          <w:p>
+            <w:pPr>
+              <w:rPr>
+                <w:bCs/>
+                <w:sz w:val="24"/>
+              </w:rPr>
+            </w:pPr>
+          </w:p>
+        </w:tc>
+        <w:tc>
+          <w:tcPr>
+            <w:tcW w:w="3006" w:type="dxa"/>
+          </w:tcPr>
+          <w:p>
+            <w:pPr>
+              <w:rPr>
+                <w:bCs/>
+                <w:sz w:val="24"/>
+              </w:rPr>
+            </w:pPr>
+            <w:r>
+              <w:rPr>
+                <w:bCs/>
+                <w:sz w:val="24"/>
+              </w:rPr>
+              <w:t>5) Podaci se trajno spašavaju u sistem</w:t>
             </w:r>
           </w:p>
         </w:tc>
@@ -4310,7 +4390,8 @@
           <w:rFonts w:cstheme="minorHAnsi"/>
           <w:b/>
           <w:color w:val="5B9BD5" w:themeColor="accent1"/>
-          <w:sz w:val="96"/>
+          <w:sz w:val="44"/>
+          <w:szCs w:val="12"/>
         </w:rPr>
       </w:pPr>
     </w:p>
@@ -4338,168 +4419,205 @@
         <w:tblLook w:val="04A0" w:firstRow="1" w:lastRow="0" w:firstColumn="1" w:lastColumn="0" w:noHBand="0" w:noVBand="1"/>
       </w:tblPr>
       <w:tblGrid>
-        <w:gridCol w:w="4508"/>
-        <w:gridCol w:w="4508"/>
+        <w:gridCol w:w="3005"/>
+        <w:gridCol w:w="3005"/>
+        <w:gridCol w:w="3006"/>
       </w:tblGrid>
       <w:tr>
         <w:tc>
           <w:tcPr>
-            <w:tcW w:w="4508" w:type="dxa"/>
-          </w:tcPr>
-          <w:p>
-            <w:pPr>
-              <w:rPr>
-                <w:rFonts w:cstheme="minorHAnsi"/>
-                <w:b/>
-                <w:color w:val="5B9BD5" w:themeColor="accent1"/>
-                <w:sz w:val="32"/>
-              </w:rPr>
-            </w:pPr>
-            <w:r>
+            <w:tcW w:w="3005" w:type="dxa"/>
+          </w:tcPr>
+          <w:p>
+            <w:pPr>
+              <w:rPr>
+                <w:rFonts w:cstheme="minorHAnsi"/>
+              </w:rPr>
+            </w:pPr>
+            <w:r>
+              <w:rPr>
+                <w:rFonts w:cstheme="minorHAnsi"/>
+              </w:rPr>
               <w:t>Administrator</w:t>
             </w:r>
           </w:p>
         </w:tc>
         <w:tc>
           <w:tcPr>
-            <w:tcW w:w="4508" w:type="dxa"/>
-          </w:tcPr>
-          <w:p>
-            <w:pPr>
-              <w:rPr>
-                <w:rFonts w:cstheme="minorHAnsi"/>
-                <w:b/>
-                <w:color w:val="5B9BD5" w:themeColor="accent1"/>
-                <w:sz w:val="144"/>
-              </w:rPr>
-            </w:pPr>
-            <w:r>
-              <w:t>Registrovni korisnik</w:t>
-            </w:r>
-          </w:p>
-        </w:tc>
-      </w:tr>
-      <w:tr>
-        <w:tc>
-          <w:tcPr>
-            <w:tcW w:w="4508" w:type="dxa"/>
-          </w:tcPr>
-          <w:p>
-            <w:pPr>
-              <w:rPr>
-                <w:rFonts w:cstheme="minorHAnsi"/>
-                <w:b/>
-                <w:color w:val="5B9BD5" w:themeColor="accent1"/>
-                <w:sz w:val="144"/>
-              </w:rPr>
-            </w:pPr>
-            <w:r>
-              <w:rPr>
-                <w:rStyle w:val="citation-1211"/>
-              </w:rPr>
-              <w:t>1) Administrator pokušava registraciju novog korisnika</w:t>
-            </w:r>
-            <w:r>
-              <w:t>.</w:t>
-            </w:r>
-          </w:p>
-        </w:tc>
-        <w:tc>
-          <w:tcPr>
-            <w:tcW w:w="4508" w:type="dxa"/>
-          </w:tcPr>
-          <w:p>
-            <w:pPr>
-              <w:rPr>
-                <w:rFonts w:cstheme="minorHAnsi"/>
-                <w:b/>
-                <w:color w:val="5B9BD5" w:themeColor="accent1"/>
-              </w:rPr>
-            </w:pPr>
-          </w:p>
-        </w:tc>
-      </w:tr>
-      <w:tr>
-        <w:tc>
-          <w:tcPr>
-            <w:tcW w:w="4508" w:type="dxa"/>
-          </w:tcPr>
-          <w:p>
-            <w:pPr>
-              <w:rPr>
-                <w:rFonts w:cstheme="minorHAnsi"/>
-                <w:b/>
-                <w:color w:val="5B9BD5" w:themeColor="accent1"/>
-              </w:rPr>
-            </w:pPr>
-          </w:p>
-          <w:p>
-            <w:pPr>
-              <w:rPr>
-                <w:rFonts w:cstheme="minorHAnsi"/>
-                <w:b/>
-                <w:color w:val="5B9BD5" w:themeColor="accent1"/>
-              </w:rPr>
-            </w:pPr>
-          </w:p>
-        </w:tc>
-        <w:tc>
-          <w:tcPr>
-            <w:tcW w:w="4508" w:type="dxa"/>
-          </w:tcPr>
-          <w:p>
-            <w:pPr>
-              <w:rPr>
-                <w:rFonts w:cstheme="minorHAnsi"/>
-                <w:b/>
-                <w:color w:val="5B9BD5" w:themeColor="accent1"/>
-                <w:sz w:val="144"/>
-              </w:rPr>
-            </w:pPr>
-            <w:r>
-              <w:t>2) Sistem javlja da korisnik sa tim podacima već postoji.</w:t>
-            </w:r>
-          </w:p>
-        </w:tc>
-      </w:tr>
-      <w:tr>
-        <w:tc>
-          <w:tcPr>
-            <w:tcW w:w="4508" w:type="dxa"/>
-          </w:tcPr>
-          <w:p>
-            <w:pPr>
-              <w:rPr>
-                <w:rFonts w:cstheme="minorHAnsi"/>
-                <w:b/>
-                <w:color w:val="5B9BD5" w:themeColor="accent1"/>
-                <w:sz w:val="144"/>
-              </w:rPr>
-            </w:pPr>
-            <w:r>
-              <w:t>3) Administrator obavještava korisnika da je profil već kreiran.</w:t>
-            </w:r>
-          </w:p>
-        </w:tc>
-        <w:tc>
-          <w:tcPr>
-            <w:tcW w:w="4508" w:type="dxa"/>
-          </w:tcPr>
-          <w:p>
-            <w:pPr>
-              <w:rPr>
-                <w:rFonts w:cstheme="minorHAnsi"/>
-                <w:b/>
-                <w:color w:val="5B9BD5" w:themeColor="accent1"/>
-              </w:rPr>
-            </w:pPr>
-          </w:p>
-          <w:p>
-            <w:pPr>
-              <w:rPr>
-                <w:rFonts w:cstheme="minorHAnsi"/>
-                <w:b/>
-                <w:color w:val="5B9BD5" w:themeColor="accent1"/>
+            <w:tcW w:w="3005" w:type="dxa"/>
+          </w:tcPr>
+          <w:p>
+            <w:pPr>
+              <w:rPr>
+                <w:rFonts w:cstheme="minorHAnsi"/>
+              </w:rPr>
+            </w:pPr>
+            <w:r>
+              <w:rPr>
+                <w:rFonts w:cstheme="minorHAnsi"/>
+              </w:rPr>
+              <w:t>Sistem</w:t>
+            </w:r>
+          </w:p>
+        </w:tc>
+        <w:tc>
+          <w:tcPr>
+            <w:tcW w:w="3006" w:type="dxa"/>
+          </w:tcPr>
+          <w:p>
+            <w:pPr>
+              <w:rPr>
+                <w:rFonts w:cstheme="minorHAnsi"/>
+              </w:rPr>
+            </w:pPr>
+            <w:r>
+              <w:rPr>
+                <w:rFonts w:cstheme="minorHAnsi"/>
+              </w:rPr>
+              <w:t>Korisnik</w:t>
+            </w:r>
+          </w:p>
+        </w:tc>
+      </w:tr>
+      <w:tr>
+        <w:tc>
+          <w:tcPr>
+            <w:tcW w:w="3005" w:type="dxa"/>
+          </w:tcPr>
+          <w:p>
+            <w:pPr>
+              <w:rPr>
+                <w:rFonts w:cstheme="minorHAnsi"/>
+              </w:rPr>
+            </w:pPr>
+          </w:p>
+        </w:tc>
+        <w:tc>
+          <w:tcPr>
+            <w:tcW w:w="3005" w:type="dxa"/>
+          </w:tcPr>
+          <w:p>
+            <w:pPr>
+              <w:rPr>
+                <w:rFonts w:cstheme="minorHAnsi"/>
+              </w:rPr>
+            </w:pPr>
+          </w:p>
+        </w:tc>
+        <w:tc>
+          <w:tcPr>
+            <w:tcW w:w="3006" w:type="dxa"/>
+          </w:tcPr>
+          <w:p>
+            <w:pPr>
+              <w:rPr>
+                <w:rFonts w:cstheme="minorHAnsi"/>
+              </w:rPr>
+            </w:pPr>
+            <w:r>
+              <w:rPr>
+                <w:rFonts w:cstheme="minorHAnsi"/>
+              </w:rPr>
+              <w:t>1)</w:t>
+            </w:r>
+            <w:r>
+              <w:rPr>
+                <w:rFonts w:cstheme="minorHAnsi"/>
+              </w:rPr>
+              <w:t xml:space="preserve"> </w:t>
+            </w:r>
+            <w:r>
+              <w:rPr>
+                <w:rFonts w:cstheme="minorHAnsi"/>
+              </w:rPr>
+              <w:t>Korisnik daje svoje podatke za registraciju</w:t>
+            </w:r>
+          </w:p>
+        </w:tc>
+      </w:tr>
+      <w:tr>
+        <w:tc>
+          <w:tcPr>
+            <w:tcW w:w="3005" w:type="dxa"/>
+          </w:tcPr>
+          <w:p>
+            <w:pPr>
+              <w:rPr>
+                <w:rFonts w:cstheme="minorHAnsi"/>
+              </w:rPr>
+            </w:pPr>
+          </w:p>
+        </w:tc>
+        <w:tc>
+          <w:tcPr>
+            <w:tcW w:w="3005" w:type="dxa"/>
+          </w:tcPr>
+          <w:p>
+            <w:pPr>
+              <w:rPr>
+                <w:rFonts w:cstheme="minorHAnsi"/>
+              </w:rPr>
+            </w:pPr>
+            <w:r>
+              <w:rPr>
+                <w:rFonts w:cstheme="minorHAnsi"/>
+              </w:rPr>
+              <w:t>2) Sistem javlja da korisnik sa tim korisničkim imenom postoji</w:t>
+            </w:r>
+          </w:p>
+        </w:tc>
+        <w:tc>
+          <w:tcPr>
+            <w:tcW w:w="3006" w:type="dxa"/>
+          </w:tcPr>
+          <w:p>
+            <w:pPr>
+              <w:rPr>
+                <w:rFonts w:cstheme="minorHAnsi"/>
+              </w:rPr>
+            </w:pPr>
+          </w:p>
+        </w:tc>
+      </w:tr>
+      <w:tr>
+        <w:tc>
+          <w:tcPr>
+            <w:tcW w:w="3005" w:type="dxa"/>
+          </w:tcPr>
+          <w:p>
+            <w:pPr>
+              <w:rPr>
+                <w:rFonts w:cstheme="minorHAnsi"/>
+              </w:rPr>
+            </w:pPr>
+            <w:r>
+              <w:rPr>
+                <w:rFonts w:cstheme="minorHAnsi"/>
+              </w:rPr>
+              <w:t>3) Administrator ne verifikuje profil</w:t>
+            </w:r>
+          </w:p>
+        </w:tc>
+        <w:tc>
+          <w:tcPr>
+            <w:tcW w:w="3005" w:type="dxa"/>
+          </w:tcPr>
+          <w:p>
+            <w:pPr>
+              <w:rPr>
+                <w:rFonts w:cstheme="minorHAnsi"/>
+              </w:rPr>
+            </w:pPr>
+          </w:p>
+        </w:tc>
+        <w:tc>
+          <w:tcPr>
+            <w:tcW w:w="3006" w:type="dxa"/>
+          </w:tcPr>
+          <w:p>
+            <w:pPr>
+              <w:rPr>
+                <w:rFonts w:cstheme="minorHAnsi"/>
               </w:rPr>
             </w:pPr>
           </w:p>
@@ -4521,6 +4639,472 @@
     </w:sectPr>
   </w:body>
 </w:document>
+</file>
+
+<file path=word/numbering.xml><?xml version="1.0" encoding="utf-8"?>
+<w:numbering xmlns:wpc="http://schemas.microsoft.com/office/word/2010/wordprocessingCanvas" xmlns:cx="http://schemas.microsoft.com/office/drawing/2014/chartex" xmlns:cx1="http://schemas.microsoft.com/office/drawing/2015/9/8/chartex" xmlns:cx2="http://schemas.microsoft.com/office/drawing/2015/10/21/chartex" xmlns:cx3="http://schemas.microsoft.com/office/drawing/2016/5/9/chartex" xmlns:cx4="http://schemas.microsoft.com/office/drawing/2016/5/10/chartex" xmlns:cx5="http://schemas.microsoft.com/office/drawing/2016/5/11/chartex" xmlns:cx6="http://schemas.microsoft.com/office/drawing/2016/5/12/chartex" xmlns:cx7="http://schemas.microsoft.com/office/drawing/2016/5/13/chartex" xmlns:cx8="http://schemas.microsoft.com/office/drawing/2016/5/14/chartex" xmlns:mc="http://schemas.openxmlformats.org/markup-compatibility/2006" xmlns:aink="http://schemas.microsoft.com/office/drawing/2016/ink" xmlns:am3d="http://schemas.microsoft.com/office/drawing/2017/model3d" xmlns:o="urn:schemas-microsoft-com:office:office" xmlns:oel="http://schemas.microsoft.com/office/2019/extlst" xmlns:r="http://schemas.openxmlformats.org/officeDocument/2006/relationships" xmlns:m="http://schemas.openxmlformats.org/officeDocument/2006/math" xmlns:v="urn:schemas-microsoft-com:vml" xmlns:wp14="http://schemas.microsoft.com/office/word/2010/wordprocessingDrawing" xmlns:wp="http://schemas.openxmlformats.org/drawingml/2006/wordprocessingDrawing" xmlns:w10="urn:schemas-microsoft-com:office:word" xmlns:w="http://schemas.openxmlformats.org/wordprocessingml/2006/main" xmlns:w14="http://schemas.microsoft.com/office/word/2010/wordml" xmlns:w15="http://schemas.microsoft.com/office/word/2012/wordml" xmlns:w16cex="http://schemas.microsoft.com/office/word/2018/wordml/cex" xmlns:w16cid="http://schemas.microsoft.com/office/word/2016/wordml/cid" xmlns:w16="http://schemas.microsoft.com/office/word/2018/wordml" xmlns:w16du="http://schemas.microsoft.com/office/word/2023/wordml/word16du" xmlns:w16sdtdh="http://schemas.microsoft.com/office/word/2020/wordml/sdtdatahash" xmlns:w16sdtfl="http://schemas.microsoft.com/office/word/2024/wordml/sdtformatlock" xmlns:w16se="http://schemas.microsoft.com/office/word/2015/wordml/symex" xmlns:wpg="http://schemas.microsoft.com/office/word/2010/wordprocessingGroup" xmlns:wpi="http://schemas.microsoft.com/office/word/2010/wordprocessingInk" xmlns:wne="http://schemas.microsoft.com/office/word/2006/wordml" xmlns:wps="http://schemas.microsoft.com/office/word/2010/wordprocessingShape" mc:Ignorable="w14 w15 w16se w16cid w16 w16cex w16sdtdh w16sdtfl w16du wp14">
+  <w:abstractNum w:abstractNumId="0" w15:restartNumberingAfterBreak="0">
+    <w:nsid w:val="1D562420"/>
+    <w:multiLevelType w:val="hybridMultilevel"/>
+    <w:tmpl w:val="9F143B06"/>
+    <w:lvl w:ilvl="0" w:tplc="04090011">
+      <w:start w:val="1"/>
+      <w:numFmt w:val="decimal"/>
+      <w:lvlText w:val="%1)"/>
+      <w:lvlJc w:val="left"/>
+      <w:pPr>
+        <w:ind w:left="720" w:hanging="360"/>
+      </w:pPr>
+      <w:rPr>
+        <w:rFonts w:hint="default"/>
+      </w:rPr>
+    </w:lvl>
+    <w:lvl w:ilvl="1" w:tplc="04090019" w:tentative="1">
+      <w:start w:val="1"/>
+      <w:numFmt w:val="lowerLetter"/>
+      <w:lvlText w:val="%2."/>
+      <w:lvlJc w:val="left"/>
+      <w:pPr>
+        <w:ind w:left="1440" w:hanging="360"/>
+      </w:pPr>
+    </w:lvl>
+    <w:lvl w:ilvl="2" w:tplc="0409001B" w:tentative="1">
+      <w:start w:val="1"/>
+      <w:numFmt w:val="lowerRoman"/>
+      <w:lvlText w:val="%3."/>
+      <w:lvlJc w:val="right"/>
+      <w:pPr>
+        <w:ind w:left="2160" w:hanging="180"/>
+      </w:pPr>
+    </w:lvl>
+    <w:lvl w:ilvl="3" w:tplc="0409000F" w:tentative="1">
+      <w:start w:val="1"/>
+      <w:numFmt w:val="decimal"/>
+      <w:lvlText w:val="%4."/>
+      <w:lvlJc w:val="left"/>
+      <w:pPr>
+        <w:ind w:left="2880" w:hanging="360"/>
+      </w:pPr>
+    </w:lvl>
+    <w:lvl w:ilvl="4" w:tplc="04090019" w:tentative="1">
+      <w:start w:val="1"/>
+      <w:numFmt w:val="lowerLetter"/>
+      <w:lvlText w:val="%5."/>
+      <w:lvlJc w:val="left"/>
+      <w:pPr>
+        <w:ind w:left="3600" w:hanging="360"/>
+      </w:pPr>
+    </w:lvl>
+    <w:lvl w:ilvl="5" w:tplc="0409001B" w:tentative="1">
+      <w:start w:val="1"/>
+      <w:numFmt w:val="lowerRoman"/>
+      <w:lvlText w:val="%6."/>
+      <w:lvlJc w:val="right"/>
+      <w:pPr>
+        <w:ind w:left="4320" w:hanging="180"/>
+      </w:pPr>
+    </w:lvl>
+    <w:lvl w:ilvl="6" w:tplc="0409000F" w:tentative="1">
+      <w:start w:val="1"/>
+      <w:numFmt w:val="decimal"/>
+      <w:lvlText w:val="%7."/>
+      <w:lvlJc w:val="left"/>
+      <w:pPr>
+        <w:ind w:left="5040" w:hanging="360"/>
+      </w:pPr>
+    </w:lvl>
+    <w:lvl w:ilvl="7" w:tplc="04090019" w:tentative="1">
+      <w:start w:val="1"/>
+      <w:numFmt w:val="lowerLetter"/>
+      <w:lvlText w:val="%8."/>
+      <w:lvlJc w:val="left"/>
+      <w:pPr>
+        <w:ind w:left="5760" w:hanging="360"/>
+      </w:pPr>
+    </w:lvl>
+    <w:lvl w:ilvl="8" w:tplc="0409001B" w:tentative="1">
+      <w:start w:val="1"/>
+      <w:numFmt w:val="lowerRoman"/>
+      <w:lvlText w:val="%9."/>
+      <w:lvlJc w:val="right"/>
+      <w:pPr>
+        <w:ind w:left="6480" w:hanging="180"/>
+      </w:pPr>
+    </w:lvl>
+  </w:abstractNum>
+  <w:abstractNum w:abstractNumId="1" w15:restartNumberingAfterBreak="0">
+    <w:nsid w:val="26775389"/>
+    <w:multiLevelType w:val="hybridMultilevel"/>
+    <w:tmpl w:val="3BA21F84"/>
+    <w:lvl w:ilvl="0" w:tplc="04090011">
+      <w:start w:val="1"/>
+      <w:numFmt w:val="decimal"/>
+      <w:lvlText w:val="%1)"/>
+      <w:lvlJc w:val="left"/>
+      <w:pPr>
+        <w:ind w:left="720" w:hanging="360"/>
+      </w:pPr>
+      <w:rPr>
+        <w:rFonts w:hint="default"/>
+      </w:rPr>
+    </w:lvl>
+    <w:lvl w:ilvl="1" w:tplc="04090019" w:tentative="1">
+      <w:start w:val="1"/>
+      <w:numFmt w:val="lowerLetter"/>
+      <w:lvlText w:val="%2."/>
+      <w:lvlJc w:val="left"/>
+      <w:pPr>
+        <w:ind w:left="1440" w:hanging="360"/>
+      </w:pPr>
+    </w:lvl>
+    <w:lvl w:ilvl="2" w:tplc="0409001B" w:tentative="1">
+      <w:start w:val="1"/>
+      <w:numFmt w:val="lowerRoman"/>
+      <w:lvlText w:val="%3."/>
+      <w:lvlJc w:val="right"/>
+      <w:pPr>
+        <w:ind w:left="2160" w:hanging="180"/>
+      </w:pPr>
+    </w:lvl>
+    <w:lvl w:ilvl="3" w:tplc="0409000F" w:tentative="1">
+      <w:start w:val="1"/>
+      <w:numFmt w:val="decimal"/>
+      <w:lvlText w:val="%4."/>
+      <w:lvlJc w:val="left"/>
+      <w:pPr>
+        <w:ind w:left="2880" w:hanging="360"/>
+      </w:pPr>
+    </w:lvl>
+    <w:lvl w:ilvl="4" w:tplc="04090019" w:tentative="1">
+      <w:start w:val="1"/>
+      <w:numFmt w:val="lowerLetter"/>
+      <w:lvlText w:val="%5."/>
+      <w:lvlJc w:val="left"/>
+      <w:pPr>
+        <w:ind w:left="3600" w:hanging="360"/>
+      </w:pPr>
+    </w:lvl>
+    <w:lvl w:ilvl="5" w:tplc="0409001B" w:tentative="1">
+      <w:start w:val="1"/>
+      <w:numFmt w:val="lowerRoman"/>
+      <w:lvlText w:val="%6."/>
+      <w:lvlJc w:val="right"/>
+      <w:pPr>
+        <w:ind w:left="4320" w:hanging="180"/>
+      </w:pPr>
+    </w:lvl>
+    <w:lvl w:ilvl="6" w:tplc="0409000F" w:tentative="1">
+      <w:start w:val="1"/>
+      <w:numFmt w:val="decimal"/>
+      <w:lvlText w:val="%7."/>
+      <w:lvlJc w:val="left"/>
+      <w:pPr>
+        <w:ind w:left="5040" w:hanging="360"/>
+      </w:pPr>
+    </w:lvl>
+    <w:lvl w:ilvl="7" w:tplc="04090019" w:tentative="1">
+      <w:start w:val="1"/>
+      <w:numFmt w:val="lowerLetter"/>
+      <w:lvlText w:val="%8."/>
+      <w:lvlJc w:val="left"/>
+      <w:pPr>
+        <w:ind w:left="5760" w:hanging="360"/>
+      </w:pPr>
+    </w:lvl>
+    <w:lvl w:ilvl="8" w:tplc="0409001B" w:tentative="1">
+      <w:start w:val="1"/>
+      <w:numFmt w:val="lowerRoman"/>
+      <w:lvlText w:val="%9."/>
+      <w:lvlJc w:val="right"/>
+      <w:pPr>
+        <w:ind w:left="6480" w:hanging="180"/>
+      </w:pPr>
+    </w:lvl>
+  </w:abstractNum>
+  <w:abstractNum w:abstractNumId="2" w15:restartNumberingAfterBreak="0">
+    <w:nsid w:val="6A94762E"/>
+    <w:multiLevelType w:val="hybridMultilevel"/>
+    <w:tmpl w:val="2E9A1EFC"/>
+    <w:lvl w:ilvl="0" w:tplc="04090011">
+      <w:start w:val="1"/>
+      <w:numFmt w:val="decimal"/>
+      <w:lvlText w:val="%1)"/>
+      <w:lvlJc w:val="left"/>
+      <w:pPr>
+        <w:ind w:left="720" w:hanging="360"/>
+      </w:pPr>
+      <w:rPr>
+        <w:rFonts w:hint="default"/>
+      </w:rPr>
+    </w:lvl>
+    <w:lvl w:ilvl="1" w:tplc="04090019" w:tentative="1">
+      <w:start w:val="1"/>
+      <w:numFmt w:val="lowerLetter"/>
+      <w:lvlText w:val="%2."/>
+      <w:lvlJc w:val="left"/>
+      <w:pPr>
+        <w:ind w:left="1440" w:hanging="360"/>
+      </w:pPr>
+    </w:lvl>
+    <w:lvl w:ilvl="2" w:tplc="0409001B" w:tentative="1">
+      <w:start w:val="1"/>
+      <w:numFmt w:val="lowerRoman"/>
+      <w:lvlText w:val="%3."/>
+      <w:lvlJc w:val="right"/>
+      <w:pPr>
+        <w:ind w:left="2160" w:hanging="180"/>
+      </w:pPr>
+    </w:lvl>
+    <w:lvl w:ilvl="3" w:tplc="0409000F" w:tentative="1">
+      <w:start w:val="1"/>
+      <w:numFmt w:val="decimal"/>
+      <w:lvlText w:val="%4."/>
+      <w:lvlJc w:val="left"/>
+      <w:pPr>
+        <w:ind w:left="2880" w:hanging="360"/>
+      </w:pPr>
+    </w:lvl>
+    <w:lvl w:ilvl="4" w:tplc="04090019" w:tentative="1">
+      <w:start w:val="1"/>
+      <w:numFmt w:val="lowerLetter"/>
+      <w:lvlText w:val="%5."/>
+      <w:lvlJc w:val="left"/>
+      <w:pPr>
+        <w:ind w:left="3600" w:hanging="360"/>
+      </w:pPr>
+    </w:lvl>
+    <w:lvl w:ilvl="5" w:tplc="0409001B" w:tentative="1">
+      <w:start w:val="1"/>
+      <w:numFmt w:val="lowerRoman"/>
+      <w:lvlText w:val="%6."/>
+      <w:lvlJc w:val="right"/>
+      <w:pPr>
+        <w:ind w:left="4320" w:hanging="180"/>
+      </w:pPr>
+    </w:lvl>
+    <w:lvl w:ilvl="6" w:tplc="0409000F" w:tentative="1">
+      <w:start w:val="1"/>
+      <w:numFmt w:val="decimal"/>
+      <w:lvlText w:val="%7."/>
+      <w:lvlJc w:val="left"/>
+      <w:pPr>
+        <w:ind w:left="5040" w:hanging="360"/>
+      </w:pPr>
+    </w:lvl>
+    <w:lvl w:ilvl="7" w:tplc="04090019" w:tentative="1">
+      <w:start w:val="1"/>
+      <w:numFmt w:val="lowerLetter"/>
+      <w:lvlText w:val="%8."/>
+      <w:lvlJc w:val="left"/>
+      <w:pPr>
+        <w:ind w:left="5760" w:hanging="360"/>
+      </w:pPr>
+    </w:lvl>
+    <w:lvl w:ilvl="8" w:tplc="0409001B" w:tentative="1">
+      <w:start w:val="1"/>
+      <w:numFmt w:val="lowerRoman"/>
+      <w:lvlText w:val="%9."/>
+      <w:lvlJc w:val="right"/>
+      <w:pPr>
+        <w:ind w:left="6480" w:hanging="180"/>
+      </w:pPr>
+    </w:lvl>
+  </w:abstractNum>
+  <w:abstractNum w:abstractNumId="3" w15:restartNumberingAfterBreak="0">
+    <w:nsid w:val="7A9A3512"/>
+    <w:multiLevelType w:val="hybridMultilevel"/>
+    <w:tmpl w:val="3BB88A9C"/>
+    <w:lvl w:ilvl="0" w:tplc="04090011">
+      <w:start w:val="1"/>
+      <w:numFmt w:val="decimal"/>
+      <w:lvlText w:val="%1)"/>
+      <w:lvlJc w:val="left"/>
+      <w:pPr>
+        <w:ind w:left="720" w:hanging="360"/>
+      </w:pPr>
+      <w:rPr>
+        <w:rFonts w:hint="default"/>
+      </w:rPr>
+    </w:lvl>
+    <w:lvl w:ilvl="1" w:tplc="04090019" w:tentative="1">
+      <w:start w:val="1"/>
+      <w:numFmt w:val="lowerLetter"/>
+      <w:lvlText w:val="%2."/>
+      <w:lvlJc w:val="left"/>
+      <w:pPr>
+        <w:ind w:left="1440" w:hanging="360"/>
+      </w:pPr>
+    </w:lvl>
+    <w:lvl w:ilvl="2" w:tplc="0409001B" w:tentative="1">
+      <w:start w:val="1"/>
+      <w:numFmt w:val="lowerRoman"/>
+      <w:lvlText w:val="%3."/>
+      <w:lvlJc w:val="right"/>
+      <w:pPr>
+        <w:ind w:left="2160" w:hanging="180"/>
+      </w:pPr>
+    </w:lvl>
+    <w:lvl w:ilvl="3" w:tplc="0409000F" w:tentative="1">
+      <w:start w:val="1"/>
+      <w:numFmt w:val="decimal"/>
+      <w:lvlText w:val="%4."/>
+      <w:lvlJc w:val="left"/>
+      <w:pPr>
+        <w:ind w:left="2880" w:hanging="360"/>
+      </w:pPr>
+    </w:lvl>
+    <w:lvl w:ilvl="4" w:tplc="04090019" w:tentative="1">
+      <w:start w:val="1"/>
+      <w:numFmt w:val="lowerLetter"/>
+      <w:lvlText w:val="%5."/>
+      <w:lvlJc w:val="left"/>
+      <w:pPr>
+        <w:ind w:left="3600" w:hanging="360"/>
+      </w:pPr>
+    </w:lvl>
+    <w:lvl w:ilvl="5" w:tplc="0409001B" w:tentative="1">
+      <w:start w:val="1"/>
+      <w:numFmt w:val="lowerRoman"/>
+      <w:lvlText w:val="%6."/>
+      <w:lvlJc w:val="right"/>
+      <w:pPr>
+        <w:ind w:left="4320" w:hanging="180"/>
+      </w:pPr>
+    </w:lvl>
+    <w:lvl w:ilvl="6" w:tplc="0409000F" w:tentative="1">
+      <w:start w:val="1"/>
+      <w:numFmt w:val="decimal"/>
+      <w:lvlText w:val="%7."/>
+      <w:lvlJc w:val="left"/>
+      <w:pPr>
+        <w:ind w:left="5040" w:hanging="360"/>
+      </w:pPr>
+    </w:lvl>
+    <w:lvl w:ilvl="7" w:tplc="04090019" w:tentative="1">
+      <w:start w:val="1"/>
+      <w:numFmt w:val="lowerLetter"/>
+      <w:lvlText w:val="%8."/>
+      <w:lvlJc w:val="left"/>
+      <w:pPr>
+        <w:ind w:left="5760" w:hanging="360"/>
+      </w:pPr>
+    </w:lvl>
+    <w:lvl w:ilvl="8" w:tplc="0409001B" w:tentative="1">
+      <w:start w:val="1"/>
+      <w:numFmt w:val="lowerRoman"/>
+      <w:lvlText w:val="%9."/>
+      <w:lvlJc w:val="right"/>
+      <w:pPr>
+        <w:ind w:left="6480" w:hanging="180"/>
+      </w:pPr>
+    </w:lvl>
+  </w:abstractNum>
+  <w:abstractNum w:abstractNumId="4" w15:restartNumberingAfterBreak="0">
+    <w:nsid w:val="7AE91F93"/>
+    <w:multiLevelType w:val="hybridMultilevel"/>
+    <w:tmpl w:val="CED44B9A"/>
+    <w:lvl w:ilvl="0" w:tplc="04090011">
+      <w:start w:val="1"/>
+      <w:numFmt w:val="decimal"/>
+      <w:lvlText w:val="%1)"/>
+      <w:lvlJc w:val="left"/>
+      <w:pPr>
+        <w:ind w:left="720" w:hanging="360"/>
+      </w:pPr>
+      <w:rPr>
+        <w:rFonts w:hint="default"/>
+        <w:color w:val="auto"/>
+      </w:rPr>
+    </w:lvl>
+    <w:lvl w:ilvl="1" w:tplc="04090019" w:tentative="1">
+      <w:start w:val="1"/>
+      <w:numFmt w:val="lowerLetter"/>
+      <w:lvlText w:val="%2."/>
+      <w:lvlJc w:val="left"/>
+      <w:pPr>
+        <w:ind w:left="1440" w:hanging="360"/>
+      </w:pPr>
+    </w:lvl>
+    <w:lvl w:ilvl="2" w:tplc="0409001B" w:tentative="1">
+      <w:start w:val="1"/>
+      <w:numFmt w:val="lowerRoman"/>
+      <w:lvlText w:val="%3."/>
+      <w:lvlJc w:val="right"/>
+      <w:pPr>
+        <w:ind w:left="2160" w:hanging="180"/>
+      </w:pPr>
+    </w:lvl>
+    <w:lvl w:ilvl="3" w:tplc="0409000F" w:tentative="1">
+      <w:start w:val="1"/>
+      <w:numFmt w:val="decimal"/>
+      <w:lvlText w:val="%4."/>
+      <w:lvlJc w:val="left"/>
+      <w:pPr>
+        <w:ind w:left="2880" w:hanging="360"/>
+      </w:pPr>
+    </w:lvl>
+    <w:lvl w:ilvl="4" w:tplc="04090019" w:tentative="1">
+      <w:start w:val="1"/>
+      <w:numFmt w:val="lowerLetter"/>
+      <w:lvlText w:val="%5."/>
+      <w:lvlJc w:val="left"/>
+      <w:pPr>
+        <w:ind w:left="3600" w:hanging="360"/>
+      </w:pPr>
+    </w:lvl>
+    <w:lvl w:ilvl="5" w:tplc="0409001B" w:tentative="1">
+      <w:start w:val="1"/>
+      <w:numFmt w:val="lowerRoman"/>
+      <w:lvlText w:val="%6."/>
+      <w:lvlJc w:val="right"/>
+      <w:pPr>
+        <w:ind w:left="4320" w:hanging="180"/>
+      </w:pPr>
+    </w:lvl>
+    <w:lvl w:ilvl="6" w:tplc="0409000F" w:tentative="1">
+      <w:start w:val="1"/>
+      <w:numFmt w:val="decimal"/>
+      <w:lvlText w:val="%7."/>
+      <w:lvlJc w:val="left"/>
+      <w:pPr>
+        <w:ind w:left="5040" w:hanging="360"/>
+      </w:pPr>
+    </w:lvl>
+    <w:lvl w:ilvl="7" w:tplc="04090019" w:tentative="1">
+      <w:start w:val="1"/>
+      <w:numFmt w:val="lowerLetter"/>
+      <w:lvlText w:val="%8."/>
+      <w:lvlJc w:val="left"/>
+      <w:pPr>
+        <w:ind w:left="5760" w:hanging="360"/>
+      </w:pPr>
+    </w:lvl>
+    <w:lvl w:ilvl="8" w:tplc="0409001B" w:tentative="1">
+      <w:start w:val="1"/>
+      <w:numFmt w:val="lowerRoman"/>
+      <w:lvlText w:val="%9."/>
+      <w:lvlJc w:val="right"/>
+      <w:pPr>
+        <w:ind w:left="6480" w:hanging="180"/>
+      </w:pPr>
+    </w:lvl>
+  </w:abstractNum>
+  <w:num w:numId="1" w16cid:durableId="875507046">
+    <w:abstractNumId w:val="4"/>
+  </w:num>
+  <w:num w:numId="2" w16cid:durableId="721707378">
+    <w:abstractNumId w:val="2"/>
+  </w:num>
+  <w:num w:numId="3" w16cid:durableId="483358481">
+    <w:abstractNumId w:val="1"/>
+  </w:num>
+  <w:num w:numId="4" w16cid:durableId="1024330280">
+    <w:abstractNumId w:val="0"/>
+  </w:num>
+  <w:num w:numId="5" w16cid:durableId="126123510">
+    <w:abstractNumId w:val="3"/>
+  </w:num>
+</w:numbering>
 </file>
 
 <file path=word/styles.xml><?xml version="1.0" encoding="utf-8"?>
@@ -5320,6 +5904,17 @@
     <w:basedOn w:val="DefaultParagraphFont"/>
     <w:rsid w:val="009D28C9"/>
   </w:style>
+  <w:style w:type="paragraph" w:styleId="ListParagraph">
+    <w:name w:val="List Paragraph"/>
+    <w:basedOn w:val="Normal"/>
+    <w:uiPriority w:val="34"/>
+    <w:qFormat/>
+    <w:rsid w:val="00570085"/>
+    <w:pPr>
+      <w:ind w:left="720"/>
+      <w:contextualSpacing/>
+    </w:pPr>
+  </w:style>
 </w:styles>
 </file>
 
